--- a/data/revised_2026-10_full/outputs/v2/Core_Mathematics/SS1.1_Real_Numbers/Core_Mathematics_Real_Numbers_FinalExplanation_TeacherKey.docx
+++ b/data/revised_2026-10_full/outputs/v2/Core_Mathematics/SS1.1_Real_Numbers/Core_Mathematics_Real_Numbers_FinalExplanation_TeacherKey.docx
@@ -2606,7 +2606,7 @@
         </w:rPr>
         <w:t xml:space="preserve">© 2026 SeaVuria and ARES. This work is licensed under a </w:t>
       </w:r>
-      <w:hyperlink w:history="1" r:id="rIdecpblrsuq26rj0pmmtepe">
+      <w:hyperlink w:history="1" r:id="rIdxztt_csrpbjqhew5wuke6">
         <w:r>
           <w:rPr>
             <w:rFonts w:ascii="Arial" w:cs="Arial" w:eastAsia="Arial" w:hAnsi="Arial"/>
@@ -2626,7 +2626,7 @@
         </w:rPr>
         <w:t xml:space="preserve"> (</w:t>
       </w:r>
-      <w:hyperlink w:history="1" r:id="rIdmfpfzaci9tzpwluke6t24">
+      <w:hyperlink w:history="1" r:id="rId3uj2hkjr9tekm-ml5dfqd">
         <w:r>
           <w:rPr>
             <w:rFonts w:ascii="Arial" w:cs="Arial" w:eastAsia="Arial" w:hAnsi="Arial"/>
@@ -2646,7 +2646,7 @@
         </w:rPr>
         <w:t xml:space="preserve">). To view a copy of this license, visit </w:t>
       </w:r>
-      <w:hyperlink w:history="1" r:id="rId7jmoqxwsrwqbcvs5msf_y">
+      <w:hyperlink w:history="1" r:id="rIdktvjoxc3ubsxkpf-j8unu">
         <w:r>
           <w:rPr>
             <w:rFonts w:ascii="Arial" w:cs="Arial" w:eastAsia="Arial" w:hAnsi="Arial"/>
